--- a/BTTH3/Buoc1,2,3.docx
+++ b/BTTH3/Buoc1,2,3.docx
@@ -716,6 +716,7 @@
         <w:rPr>
           <w:b/>
           <w:bCs/>
+          <w:noProof/>
         </w:rPr>
         <w:drawing>
           <wp:inline distT="0" distB="0" distL="0" distR="0" wp14:anchorId="334120B9" wp14:editId="64912974">
@@ -771,12 +772,45 @@
       </w:pPr>
     </w:p>
     <w:p>
-      <w:proofErr w:type="spellStart"/>
-      <w:r>
+      <w:pPr>
         <w:rPr>
           <w:b/>
           <w:bCs/>
         </w:rPr>
+      </w:pPr>
+    </w:p>
+    <w:p>
+      <w:pPr>
+        <w:rPr>
+          <w:b/>
+          <w:bCs/>
+        </w:rPr>
+      </w:pPr>
+    </w:p>
+    <w:p>
+      <w:pPr>
+        <w:rPr>
+          <w:b/>
+          <w:bCs/>
+        </w:rPr>
+      </w:pPr>
+    </w:p>
+    <w:p>
+      <w:pPr>
+        <w:rPr>
+          <w:b/>
+          <w:bCs/>
+        </w:rPr>
+      </w:pPr>
+    </w:p>
+    <w:p>
+      <w:proofErr w:type="spellStart"/>
+      <w:r>
+        <w:rPr>
+          <w:b/>
+          <w:bCs/>
+        </w:rPr>
+        <w:lastRenderedPageBreak/>
         <w:t>Bước</w:t>
       </w:r>
       <w:proofErr w:type="spellEnd"/>
@@ -970,10 +1004,11 @@
         <w:tblLook w:val="04A0" w:firstRow="1" w:lastRow="0" w:firstColumn="1" w:lastColumn="0" w:noHBand="0" w:noVBand="1"/>
       </w:tblPr>
       <w:tblGrid>
-        <w:gridCol w:w="1017"/>
-        <w:gridCol w:w="2608"/>
-        <w:gridCol w:w="2644"/>
-        <w:gridCol w:w="2802"/>
+        <w:gridCol w:w="1018"/>
+        <w:gridCol w:w="2079"/>
+        <w:gridCol w:w="2203"/>
+        <w:gridCol w:w="1844"/>
+        <w:gridCol w:w="1927"/>
       </w:tblGrid>
       <w:tr>
         <w:trPr>
@@ -1094,6 +1129,7 @@
         <w:tc>
           <w:tcPr>
             <w:tcW w:w="2998" w:type="dxa"/>
+            <w:gridSpan w:val="2"/>
             <w:tcBorders>
               <w:top w:val="single" w:sz="8" w:space="0" w:color="D3D3D3"/>
               <w:left w:val="nil"/>
@@ -1211,6 +1247,7 @@
         <w:tc>
           <w:tcPr>
             <w:tcW w:w="2998" w:type="dxa"/>
+            <w:gridSpan w:val="2"/>
             <w:tcBorders>
               <w:top w:val="nil"/>
               <w:left w:val="nil"/>
@@ -1246,6 +1283,7 @@
         <w:tc>
           <w:tcPr>
             <w:tcW w:w="708" w:type="dxa"/>
+            <w:gridSpan w:val="2"/>
             <w:tcBorders>
               <w:top w:val="nil"/>
               <w:left w:val="nil"/>
@@ -1264,7 +1302,6 @@
           </w:tcPr>
           <w:p>
             <w:r>
-              <w:lastRenderedPageBreak/>
               <w:t>CH02</w:t>
             </w:r>
           </w:p>
@@ -1432,6 +1469,7 @@
         <w:tc>
           <w:tcPr>
             <w:tcW w:w="2998" w:type="dxa"/>
+            <w:gridSpan w:val="2"/>
             <w:tcBorders>
               <w:top w:val="nil"/>
               <w:left w:val="nil"/>
@@ -1786,12 +1824,10 @@
       </w:r>
       <w:proofErr w:type="spellEnd"/>
     </w:p>
-    <w:p/>
-    <w:p/>
     <w:tbl>
       <w:tblPr>
         <w:tblW w:w="0" w:type="auto"/>
-        <w:jc w:val="center"/>
+        <w:shd w:val="clear" w:color="auto" w:fill="FFFFFF"/>
         <w:tblCellMar>
           <w:left w:w="0" w:type="dxa"/>
           <w:right w:w="0" w:type="dxa"/>
@@ -1800,13 +1836,12 @@
       </w:tblPr>
       <w:tblGrid>
         <w:gridCol w:w="1017"/>
+        <w:gridCol w:w="2608"/>
         <w:gridCol w:w="2644"/>
-        <w:gridCol w:w="2802"/>
       </w:tblGrid>
       <w:tr>
         <w:trPr>
           <w:tblHeader/>
-          <w:jc w:val="center"/>
         </w:trPr>
         <w:tc>
           <w:tcPr>
@@ -1847,7 +1882,7 @@
         </w:tc>
         <w:tc>
           <w:tcPr>
-            <w:tcW w:w="2644" w:type="dxa"/>
+            <w:tcW w:w="2608" w:type="dxa"/>
             <w:tcBorders>
               <w:top w:val="single" w:sz="8" w:space="0" w:color="D3D3D3"/>
               <w:left w:val="nil"/>
@@ -1877,19 +1912,19 @@
                 <w:b/>
                 <w:bCs/>
               </w:rPr>
-              <w:t>MaKhuVuc</w:t>
+              <w:t>DienTich</w:t>
             </w:r>
             <w:proofErr w:type="spellEnd"/>
           </w:p>
         </w:tc>
         <w:tc>
           <w:tcPr>
-            <w:tcW w:w="2802" w:type="dxa"/>
+            <w:tcW w:w="2644" w:type="dxa"/>
             <w:tcBorders>
               <w:top w:val="single" w:sz="8" w:space="0" w:color="D3D3D3"/>
               <w:left w:val="nil"/>
               <w:bottom w:val="single" w:sz="8" w:space="0" w:color="D3D3D3"/>
-              <w:right w:val="nil"/>
+              <w:right w:val="single" w:sz="8" w:space="0" w:color="D3D3D3"/>
             </w:tcBorders>
             <w:shd w:val="clear" w:color="auto" w:fill="1F4E79"/>
             <w:tcMar>
@@ -1914,6 +1949,336 @@
                 <w:b/>
                 <w:bCs/>
               </w:rPr>
+              <w:t>MaKhuVuc</w:t>
+            </w:r>
+            <w:proofErr w:type="spellEnd"/>
+          </w:p>
+        </w:tc>
+      </w:tr>
+      <w:tr>
+        <w:tc>
+          <w:tcPr>
+            <w:tcW w:w="1017" w:type="dxa"/>
+            <w:tcBorders>
+              <w:top w:val="nil"/>
+              <w:left w:val="nil"/>
+              <w:bottom w:val="single" w:sz="8" w:space="0" w:color="D3D3D3"/>
+              <w:right w:val="single" w:sz="8" w:space="0" w:color="D3D3D3"/>
+            </w:tcBorders>
+            <w:shd w:val="clear" w:color="auto" w:fill="FFFFFF"/>
+            <w:tcMar>
+              <w:top w:w="100" w:type="dxa"/>
+              <w:left w:w="140" w:type="dxa"/>
+              <w:bottom w:w="100" w:type="dxa"/>
+              <w:right w:w="140" w:type="dxa"/>
+            </w:tcMar>
+            <w:vAlign w:val="center"/>
+            <w:hideMark/>
+          </w:tcPr>
+          <w:p>
+            <w:r>
+              <w:t>CH01</w:t>
+            </w:r>
+          </w:p>
+        </w:tc>
+        <w:tc>
+          <w:tcPr>
+            <w:tcW w:w="2608" w:type="dxa"/>
+            <w:tcBorders>
+              <w:top w:val="nil"/>
+              <w:left w:val="nil"/>
+              <w:bottom w:val="single" w:sz="8" w:space="0" w:color="D3D3D3"/>
+              <w:right w:val="single" w:sz="8" w:space="0" w:color="D3D3D3"/>
+            </w:tcBorders>
+            <w:shd w:val="clear" w:color="auto" w:fill="FFFFFF"/>
+            <w:tcMar>
+              <w:top w:w="100" w:type="dxa"/>
+              <w:left w:w="140" w:type="dxa"/>
+              <w:bottom w:w="100" w:type="dxa"/>
+              <w:right w:w="140" w:type="dxa"/>
+            </w:tcMar>
+            <w:vAlign w:val="center"/>
+            <w:hideMark/>
+          </w:tcPr>
+          <w:p>
+            <w:r>
+              <w:t>45</w:t>
+            </w:r>
+          </w:p>
+        </w:tc>
+        <w:tc>
+          <w:tcPr>
+            <w:tcW w:w="2644" w:type="dxa"/>
+            <w:tcBorders>
+              <w:top w:val="nil"/>
+              <w:left w:val="nil"/>
+              <w:bottom w:val="single" w:sz="8" w:space="0" w:color="D3D3D3"/>
+              <w:right w:val="single" w:sz="8" w:space="0" w:color="D3D3D3"/>
+            </w:tcBorders>
+            <w:shd w:val="clear" w:color="auto" w:fill="FFFFFF"/>
+            <w:tcMar>
+              <w:top w:w="100" w:type="dxa"/>
+              <w:left w:w="140" w:type="dxa"/>
+              <w:bottom w:w="100" w:type="dxa"/>
+              <w:right w:w="140" w:type="dxa"/>
+            </w:tcMar>
+            <w:vAlign w:val="center"/>
+            <w:hideMark/>
+          </w:tcPr>
+          <w:p>
+            <w:r>
+              <w:t>KV01</w:t>
+            </w:r>
+          </w:p>
+        </w:tc>
+      </w:tr>
+      <w:tr>
+        <w:tc>
+          <w:tcPr>
+            <w:tcW w:w="1017" w:type="dxa"/>
+            <w:tcBorders>
+              <w:top w:val="nil"/>
+              <w:left w:val="nil"/>
+              <w:bottom w:val="single" w:sz="8" w:space="0" w:color="D3D3D3"/>
+              <w:right w:val="single" w:sz="8" w:space="0" w:color="D3D3D3"/>
+            </w:tcBorders>
+            <w:shd w:val="clear" w:color="auto" w:fill="F7F9FC"/>
+            <w:tcMar>
+              <w:top w:w="100" w:type="dxa"/>
+              <w:left w:w="140" w:type="dxa"/>
+              <w:bottom w:w="100" w:type="dxa"/>
+              <w:right w:w="140" w:type="dxa"/>
+            </w:tcMar>
+            <w:vAlign w:val="center"/>
+            <w:hideMark/>
+          </w:tcPr>
+          <w:p>
+            <w:r>
+              <w:t>CH02</w:t>
+            </w:r>
+          </w:p>
+        </w:tc>
+        <w:tc>
+          <w:tcPr>
+            <w:tcW w:w="2608" w:type="dxa"/>
+            <w:tcBorders>
+              <w:top w:val="nil"/>
+              <w:left w:val="nil"/>
+              <w:bottom w:val="single" w:sz="8" w:space="0" w:color="D3D3D3"/>
+              <w:right w:val="single" w:sz="8" w:space="0" w:color="D3D3D3"/>
+            </w:tcBorders>
+            <w:shd w:val="clear" w:color="auto" w:fill="F7F9FC"/>
+            <w:tcMar>
+              <w:top w:w="100" w:type="dxa"/>
+              <w:left w:w="140" w:type="dxa"/>
+              <w:bottom w:w="100" w:type="dxa"/>
+              <w:right w:w="140" w:type="dxa"/>
+            </w:tcMar>
+            <w:vAlign w:val="center"/>
+            <w:hideMark/>
+          </w:tcPr>
+          <w:p>
+            <w:r>
+              <w:t>60</w:t>
+            </w:r>
+          </w:p>
+        </w:tc>
+        <w:tc>
+          <w:tcPr>
+            <w:tcW w:w="2644" w:type="dxa"/>
+            <w:tcBorders>
+              <w:top w:val="nil"/>
+              <w:left w:val="nil"/>
+              <w:bottom w:val="single" w:sz="8" w:space="0" w:color="D3D3D3"/>
+              <w:right w:val="single" w:sz="8" w:space="0" w:color="D3D3D3"/>
+            </w:tcBorders>
+            <w:shd w:val="clear" w:color="auto" w:fill="F7F9FC"/>
+            <w:tcMar>
+              <w:top w:w="100" w:type="dxa"/>
+              <w:left w:w="140" w:type="dxa"/>
+              <w:bottom w:w="100" w:type="dxa"/>
+              <w:right w:w="140" w:type="dxa"/>
+            </w:tcMar>
+            <w:vAlign w:val="center"/>
+            <w:hideMark/>
+          </w:tcPr>
+          <w:p>
+            <w:r>
+              <w:t>KV01</w:t>
+            </w:r>
+          </w:p>
+        </w:tc>
+      </w:tr>
+      <w:tr>
+        <w:tc>
+          <w:tcPr>
+            <w:tcW w:w="1017" w:type="dxa"/>
+            <w:tcBorders>
+              <w:top w:val="nil"/>
+              <w:left w:val="nil"/>
+              <w:bottom w:val="single" w:sz="8" w:space="0" w:color="D3D3D3"/>
+              <w:right w:val="single" w:sz="8" w:space="0" w:color="D3D3D3"/>
+            </w:tcBorders>
+            <w:shd w:val="clear" w:color="auto" w:fill="FFFFFF"/>
+            <w:tcMar>
+              <w:top w:w="100" w:type="dxa"/>
+              <w:left w:w="140" w:type="dxa"/>
+              <w:bottom w:w="100" w:type="dxa"/>
+              <w:right w:w="140" w:type="dxa"/>
+            </w:tcMar>
+            <w:vAlign w:val="center"/>
+            <w:hideMark/>
+          </w:tcPr>
+          <w:p>
+            <w:r>
+              <w:t>CH03</w:t>
+            </w:r>
+          </w:p>
+        </w:tc>
+        <w:tc>
+          <w:tcPr>
+            <w:tcW w:w="2608" w:type="dxa"/>
+            <w:tcBorders>
+              <w:top w:val="nil"/>
+              <w:left w:val="nil"/>
+              <w:bottom w:val="single" w:sz="8" w:space="0" w:color="D3D3D3"/>
+              <w:right w:val="single" w:sz="8" w:space="0" w:color="D3D3D3"/>
+            </w:tcBorders>
+            <w:shd w:val="clear" w:color="auto" w:fill="FFFFFF"/>
+            <w:tcMar>
+              <w:top w:w="100" w:type="dxa"/>
+              <w:left w:w="140" w:type="dxa"/>
+              <w:bottom w:w="100" w:type="dxa"/>
+              <w:right w:w="140" w:type="dxa"/>
+            </w:tcMar>
+            <w:vAlign w:val="center"/>
+            <w:hideMark/>
+          </w:tcPr>
+          <w:p>
+            <w:r>
+              <w:t>50</w:t>
+            </w:r>
+          </w:p>
+        </w:tc>
+        <w:tc>
+          <w:tcPr>
+            <w:tcW w:w="2644" w:type="dxa"/>
+            <w:tcBorders>
+              <w:top w:val="nil"/>
+              <w:left w:val="nil"/>
+              <w:bottom w:val="single" w:sz="8" w:space="0" w:color="D3D3D3"/>
+              <w:right w:val="single" w:sz="8" w:space="0" w:color="D3D3D3"/>
+            </w:tcBorders>
+            <w:shd w:val="clear" w:color="auto" w:fill="FFFFFF"/>
+            <w:tcMar>
+              <w:top w:w="100" w:type="dxa"/>
+              <w:left w:w="140" w:type="dxa"/>
+              <w:bottom w:w="100" w:type="dxa"/>
+              <w:right w:w="140" w:type="dxa"/>
+            </w:tcMar>
+            <w:vAlign w:val="center"/>
+            <w:hideMark/>
+          </w:tcPr>
+          <w:p>
+            <w:r>
+              <w:t>KV02</w:t>
+            </w:r>
+          </w:p>
+        </w:tc>
+      </w:tr>
+    </w:tbl>
+    <w:tbl>
+      <w:tblPr>
+        <w:tblpPr w:leftFromText="180" w:rightFromText="180" w:vertAnchor="page" w:horzAnchor="page" w:tblpX="3638" w:tblpY="11957"/>
+        <w:tblOverlap w:val="never"/>
+        <w:tblW w:w="0" w:type="auto"/>
+        <w:tblCellMar>
+          <w:left w:w="0" w:type="dxa"/>
+          <w:right w:w="0" w:type="dxa"/>
+        </w:tblCellMar>
+        <w:tblLook w:val="04A0" w:firstRow="1" w:lastRow="0" w:firstColumn="1" w:lastColumn="0" w:noHBand="0" w:noVBand="1"/>
+      </w:tblPr>
+      <w:tblGrid>
+        <w:gridCol w:w="1577"/>
+        <w:gridCol w:w="38"/>
+        <w:gridCol w:w="1646"/>
+        <w:gridCol w:w="50"/>
+      </w:tblGrid>
+      <w:tr>
+        <w:trPr>
+          <w:tblHeader/>
+        </w:trPr>
+        <w:tc>
+          <w:tcPr>
+            <w:tcW w:w="1615" w:type="dxa"/>
+            <w:gridSpan w:val="2"/>
+            <w:tcBorders>
+              <w:top w:val="single" w:sz="8" w:space="0" w:color="D3D3D3"/>
+              <w:left w:val="nil"/>
+              <w:bottom w:val="single" w:sz="8" w:space="0" w:color="D3D3D3"/>
+              <w:right w:val="single" w:sz="8" w:space="0" w:color="D3D3D3"/>
+            </w:tcBorders>
+            <w:shd w:val="clear" w:color="auto" w:fill="1F4E79"/>
+            <w:tcMar>
+              <w:top w:w="100" w:type="dxa"/>
+              <w:left w:w="140" w:type="dxa"/>
+              <w:bottom w:w="100" w:type="dxa"/>
+              <w:right w:w="140" w:type="dxa"/>
+            </w:tcMar>
+            <w:vAlign w:val="center"/>
+            <w:hideMark/>
+          </w:tcPr>
+          <w:p>
+            <w:pPr>
+              <w:rPr>
+                <w:b/>
+                <w:bCs/>
+              </w:rPr>
+            </w:pPr>
+            <w:proofErr w:type="spellStart"/>
+            <w:r>
+              <w:rPr>
+                <w:b/>
+                <w:bCs/>
+              </w:rPr>
+              <w:t>MaKhuVuc</w:t>
+            </w:r>
+            <w:proofErr w:type="spellEnd"/>
+          </w:p>
+        </w:tc>
+        <w:tc>
+          <w:tcPr>
+            <w:tcW w:w="1696" w:type="dxa"/>
+            <w:gridSpan w:val="2"/>
+            <w:tcBorders>
+              <w:top w:val="single" w:sz="8" w:space="0" w:color="D3D3D3"/>
+              <w:left w:val="nil"/>
+              <w:bottom w:val="single" w:sz="8" w:space="0" w:color="D3D3D3"/>
+              <w:right w:val="nil"/>
+            </w:tcBorders>
+            <w:shd w:val="clear" w:color="auto" w:fill="1F4E79"/>
+            <w:tcMar>
+              <w:top w:w="100" w:type="dxa"/>
+              <w:left w:w="140" w:type="dxa"/>
+              <w:bottom w:w="100" w:type="dxa"/>
+              <w:right w:w="140" w:type="dxa"/>
+            </w:tcMar>
+            <w:vAlign w:val="center"/>
+            <w:hideMark/>
+          </w:tcPr>
+          <w:p>
+            <w:pPr>
+              <w:rPr>
+                <w:b/>
+                <w:bCs/>
+              </w:rPr>
+            </w:pPr>
+            <w:proofErr w:type="spellStart"/>
+            <w:r>
+              <w:rPr>
+                <w:b/>
+                <w:bCs/>
+              </w:rPr>
               <w:t>TenKhuVuc</w:t>
             </w:r>
             <w:proofErr w:type="spellEnd"/>
@@ -1922,11 +2287,12 @@
       </w:tr>
       <w:tr>
         <w:trPr>
-          <w:jc w:val="center"/>
+          <w:gridAfter w:val="1"/>
+          <w:wAfter w:w="50" w:type="dxa"/>
         </w:trPr>
         <w:tc>
           <w:tcPr>
-            <w:tcW w:w="1017" w:type="dxa"/>
+            <w:tcW w:w="1577" w:type="dxa"/>
             <w:tcBorders>
               <w:top w:val="nil"/>
               <w:left w:val="nil"/>
@@ -1945,38 +2311,14 @@
           </w:tcPr>
           <w:p>
             <w:r>
-              <w:t>CH01</w:t>
-            </w:r>
-          </w:p>
-        </w:tc>
-        <w:tc>
-          <w:tcPr>
-            <w:tcW w:w="2644" w:type="dxa"/>
-            <w:tcBorders>
-              <w:top w:val="nil"/>
-              <w:left w:val="nil"/>
-              <w:bottom w:val="single" w:sz="8" w:space="0" w:color="D3D3D3"/>
-              <w:right w:val="single" w:sz="8" w:space="0" w:color="D3D3D3"/>
-            </w:tcBorders>
-            <w:shd w:val="clear" w:color="auto" w:fill="FFFFFF"/>
-            <w:tcMar>
-              <w:top w:w="100" w:type="dxa"/>
-              <w:left w:w="140" w:type="dxa"/>
-              <w:bottom w:w="100" w:type="dxa"/>
-              <w:right w:w="140" w:type="dxa"/>
-            </w:tcMar>
-            <w:vAlign w:val="center"/>
-            <w:hideMark/>
-          </w:tcPr>
-          <w:p>
-            <w:r>
               <w:t>KV01</w:t>
             </w:r>
           </w:p>
         </w:tc>
         <w:tc>
           <w:tcPr>
-            <w:tcW w:w="2802" w:type="dxa"/>
+            <w:tcW w:w="1684" w:type="dxa"/>
+            <w:gridSpan w:val="2"/>
             <w:tcBorders>
               <w:top w:val="nil"/>
               <w:left w:val="nil"/>
@@ -2007,11 +2349,12 @@
       </w:tr>
       <w:tr>
         <w:trPr>
-          <w:jc w:val="center"/>
+          <w:gridAfter w:val="1"/>
+          <w:wAfter w:w="50" w:type="dxa"/>
         </w:trPr>
         <w:tc>
           <w:tcPr>
-            <w:tcW w:w="1017" w:type="dxa"/>
+            <w:tcW w:w="1577" w:type="dxa"/>
             <w:tcBorders>
               <w:top w:val="nil"/>
               <w:left w:val="nil"/>
@@ -2030,38 +2373,14 @@
           </w:tcPr>
           <w:p>
             <w:r>
-              <w:t>CH02</w:t>
-            </w:r>
-          </w:p>
-        </w:tc>
-        <w:tc>
-          <w:tcPr>
-            <w:tcW w:w="2644" w:type="dxa"/>
-            <w:tcBorders>
-              <w:top w:val="nil"/>
-              <w:left w:val="nil"/>
-              <w:bottom w:val="single" w:sz="8" w:space="0" w:color="D3D3D3"/>
-              <w:right w:val="single" w:sz="8" w:space="0" w:color="D3D3D3"/>
-            </w:tcBorders>
-            <w:shd w:val="clear" w:color="auto" w:fill="F7F9FC"/>
-            <w:tcMar>
-              <w:top w:w="100" w:type="dxa"/>
-              <w:left w:w="140" w:type="dxa"/>
-              <w:bottom w:w="100" w:type="dxa"/>
-              <w:right w:w="140" w:type="dxa"/>
-            </w:tcMar>
-            <w:vAlign w:val="center"/>
-            <w:hideMark/>
-          </w:tcPr>
-          <w:p>
-            <w:r>
               <w:t>KV01</w:t>
             </w:r>
           </w:p>
         </w:tc>
         <w:tc>
           <w:tcPr>
-            <w:tcW w:w="2802" w:type="dxa"/>
+            <w:tcW w:w="1684" w:type="dxa"/>
+            <w:gridSpan w:val="2"/>
             <w:tcBorders>
               <w:top w:val="nil"/>
               <w:left w:val="nil"/>
@@ -2092,11 +2411,12 @@
       </w:tr>
       <w:tr>
         <w:trPr>
-          <w:jc w:val="center"/>
+          <w:gridAfter w:val="1"/>
+          <w:wAfter w:w="50" w:type="dxa"/>
         </w:trPr>
         <w:tc>
           <w:tcPr>
-            <w:tcW w:w="1017" w:type="dxa"/>
+            <w:tcW w:w="1577" w:type="dxa"/>
             <w:tcBorders>
               <w:top w:val="nil"/>
               <w:left w:val="nil"/>
@@ -2115,38 +2435,14 @@
           </w:tcPr>
           <w:p>
             <w:r>
-              <w:t>CH03</w:t>
-            </w:r>
-          </w:p>
-        </w:tc>
-        <w:tc>
-          <w:tcPr>
-            <w:tcW w:w="2644" w:type="dxa"/>
-            <w:tcBorders>
-              <w:top w:val="nil"/>
-              <w:left w:val="nil"/>
-              <w:bottom w:val="single" w:sz="8" w:space="0" w:color="D3D3D3"/>
-              <w:right w:val="single" w:sz="8" w:space="0" w:color="D3D3D3"/>
-            </w:tcBorders>
-            <w:shd w:val="clear" w:color="auto" w:fill="FFFFFF"/>
-            <w:tcMar>
-              <w:top w:w="100" w:type="dxa"/>
-              <w:left w:w="140" w:type="dxa"/>
-              <w:bottom w:w="100" w:type="dxa"/>
-              <w:right w:w="140" w:type="dxa"/>
-            </w:tcMar>
-            <w:vAlign w:val="center"/>
-            <w:hideMark/>
-          </w:tcPr>
-          <w:p>
-            <w:r>
               <w:t>KV02</w:t>
             </w:r>
           </w:p>
         </w:tc>
         <w:tc>
           <w:tcPr>
-            <w:tcW w:w="2802" w:type="dxa"/>
+            <w:tcW w:w="1684" w:type="dxa"/>
+            <w:gridSpan w:val="2"/>
             <w:tcBorders>
               <w:top w:val="nil"/>
               <w:left w:val="nil"/>
@@ -2176,6 +2472,12 @@
         </w:tc>
       </w:tr>
     </w:tbl>
+    <w:p/>
+    <w:p>
+      <w:r>
+        <w:t> </w:t>
+      </w:r>
+    </w:p>
     <w:p/>
     <w:sectPr>
       <w:pgSz w:w="11906" w:h="16838" w:code="9"/>
